--- a/dtw-it-center-pm-toolkit/templates/PM_Toolkit_01_Charter_Comms_Training_TEMPLATE.docx
+++ b/dtw-it-center-pm-toolkit/templates/PM_Toolkit_01_Charter_Comms_Training_TEMPLATE.docx
@@ -2319,7 +2319,938 @@
           <w:sz w:val="27"/>
           <w:szCs w:val="27"/>
         </w:rPr>
-        <w:t xml:space="preserve">3. Training / Transition / Commissioning Plan</w:t>
+        <w:t xml:space="preserve">3. Quality Management Plan</w:t>
+      </w:r>
+    </w:p>
+    <w:p>
+      <w:pPr>
+        <w:spacing w:after="160"/>
+      </w:pPr>
+      <w:r>
+        <w:rPr>
+          <w:sz w:val="21"/>
+          <w:szCs w:val="21"/>
+        </w:rPr>
+        <w:t xml:space="preserve">[State the quality standards this project must meet — code/regulatory standards, industry standards, technical standards, or organizational standards — and the overall approach to assuring and controlling quality throughout delivery, not just at the end.]</w:t>
+      </w:r>
+    </w:p>
+    <w:p>
+      <w:pPr>
+        <w:pStyle w:val="Heading2"/>
+        <w:spacing w:after="100" w:before="220"/>
+      </w:pPr>
+      <w:r>
+        <w:rPr>
+          <w:b/>
+          <w:bCs/>
+          <w:color w:val="44546A"/>
+          <w:sz w:val="23"/>
+          <w:szCs w:val="23"/>
+        </w:rPr>
+        <w:t xml:space="preserve">3.1  Quality Objectives</w:t>
+      </w:r>
+    </w:p>
+    <w:p>
+      <w:pPr>
+        <w:pStyle w:val="ListParagraph"/>
+        <w:numPr>
+          <w:ilvl w:val="0"/>
+          <w:numId w:val="1"/>
+        </w:numPr>
+        <w:spacing w:after="60"/>
+      </w:pPr>
+      <w:r>
+        <w:rPr>
+          <w:sz w:val="21"/>
+          <w:szCs w:val="21"/>
+        </w:rPr>
+        <w:t xml:space="preserve">[Quality objective 1 — e.g., zero critical defects/non-conformances at acceptance]</w:t>
+      </w:r>
+    </w:p>
+    <w:p>
+      <w:pPr>
+        <w:pStyle w:val="ListParagraph"/>
+        <w:numPr>
+          <w:ilvl w:val="0"/>
+          <w:numId w:val="1"/>
+        </w:numPr>
+        <w:spacing w:after="60"/>
+      </w:pPr>
+      <w:r>
+        <w:rPr>
+          <w:sz w:val="21"/>
+          <w:szCs w:val="21"/>
+        </w:rPr>
+        <w:t xml:space="preserve">[Quality objective 2 — e.g., first-pass inspection/test pass rate target]</w:t>
+      </w:r>
+    </w:p>
+    <w:p>
+      <w:pPr>
+        <w:pStyle w:val="ListParagraph"/>
+        <w:numPr>
+          <w:ilvl w:val="0"/>
+          <w:numId w:val="1"/>
+        </w:numPr>
+        <w:spacing w:after="60"/>
+      </w:pPr>
+      <w:r>
+        <w:rPr>
+          <w:sz w:val="21"/>
+          <w:szCs w:val="21"/>
+        </w:rPr>
+        <w:t xml:space="preserve">[Quality objective 3 — e.g., rework rate threshold]</w:t>
+      </w:r>
+    </w:p>
+    <w:p>
+      <w:pPr>
+        <w:pStyle w:val="Heading2"/>
+        <w:spacing w:after="100" w:before="220"/>
+      </w:pPr>
+      <w:r>
+        <w:rPr>
+          <w:b/>
+          <w:bCs/>
+          <w:color w:val="44546A"/>
+          <w:sz w:val="23"/>
+          <w:szCs w:val="23"/>
+        </w:rPr>
+        <w:t xml:space="preserve">3.2  Quality Assurance Activities</w:t>
+      </w:r>
+    </w:p>
+    <w:p>
+      <w:pPr>
+        <w:spacing w:after="160"/>
+      </w:pPr>
+      <w:r>
+        <w:rPr>
+          <w:sz w:val="21"/>
+          <w:szCs w:val="21"/>
+        </w:rPr>
+        <w:t xml:space="preserve">[Describe the proactive, process-focused activities used to prevent defects — reviews, audits, standards walkthroughs — performed during delivery, not after.]</w:t>
+      </w:r>
+    </w:p>
+    <w:tbl>
+      <w:tblPr>
+        <w:tblW w:type="dxa" w:w="10800"/>
+        <w:tblBorders>
+          <w:top w:val="single" w:color="auto" w:sz="4"/>
+          <w:left w:val="single" w:color="auto" w:sz="4"/>
+          <w:bottom w:val="single" w:color="auto" w:sz="4"/>
+          <w:right w:val="single" w:color="auto" w:sz="4"/>
+          <w:insideH w:val="single" w:color="auto" w:sz="4"/>
+          <w:insideV w:val="single" w:color="auto" w:sz="4"/>
+        </w:tblBorders>
+      </w:tblPr>
+      <w:tblGrid>
+        <w:gridCol w:w="3200"/>
+        <w:gridCol w:w="3400"/>
+        <w:gridCol w:w="2000"/>
+        <w:gridCol w:w="2200"/>
+      </w:tblGrid>
+      <w:tr>
+        <w:trPr>
+          <w:tblHeader/>
+        </w:trPr>
+        <w:tc>
+          <w:tcPr>
+            <w:tcW w:type="dxa" w:w="3200"/>
+            <w:shd w:fill="1F3864" w:val="clear"/>
+            <w:tcMar>
+              <w:top w:type="dxa" w:w="80"/>
+              <w:left w:type="dxa" w:w="100"/>
+              <w:bottom w:type="dxa" w:w="80"/>
+              <w:right w:type="dxa" w:w="100"/>
+            </w:tcMar>
+            <w:vAlign w:val="center"/>
+          </w:tcPr>
+          <w:p>
+            <w:r>
+              <w:rPr>
+                <w:b/>
+                <w:bCs/>
+                <w:color w:val="FFFFFF"/>
+                <w:sz w:val="19"/>
+                <w:szCs w:val="19"/>
+              </w:rPr>
+              <w:t xml:space="preserve">Activity</w:t>
+            </w:r>
+          </w:p>
+        </w:tc>
+        <w:tc>
+          <w:tcPr>
+            <w:tcW w:type="dxa" w:w="3400"/>
+            <w:shd w:fill="1F3864" w:val="clear"/>
+            <w:tcMar>
+              <w:top w:type="dxa" w:w="80"/>
+              <w:left w:type="dxa" w:w="100"/>
+              <w:bottom w:type="dxa" w:w="80"/>
+              <w:right w:type="dxa" w:w="100"/>
+            </w:tcMar>
+            <w:vAlign w:val="center"/>
+          </w:tcPr>
+          <w:p>
+            <w:r>
+              <w:rPr>
+                <w:b/>
+                <w:bCs/>
+                <w:color w:val="FFFFFF"/>
+                <w:sz w:val="19"/>
+                <w:szCs w:val="19"/>
+              </w:rPr>
+              <w:t xml:space="preserve">Method</w:t>
+            </w:r>
+          </w:p>
+        </w:tc>
+        <w:tc>
+          <w:tcPr>
+            <w:tcW w:type="dxa" w:w="2000"/>
+            <w:shd w:fill="1F3864" w:val="clear"/>
+            <w:tcMar>
+              <w:top w:type="dxa" w:w="80"/>
+              <w:left w:type="dxa" w:w="100"/>
+              <w:bottom w:type="dxa" w:w="80"/>
+              <w:right w:type="dxa" w:w="100"/>
+            </w:tcMar>
+            <w:vAlign w:val="center"/>
+          </w:tcPr>
+          <w:p>
+            <w:r>
+              <w:rPr>
+                <w:b/>
+                <w:bCs/>
+                <w:color w:val="FFFFFF"/>
+                <w:sz w:val="19"/>
+                <w:szCs w:val="19"/>
+              </w:rPr>
+              <w:t xml:space="preserve">Frequency</w:t>
+            </w:r>
+          </w:p>
+        </w:tc>
+        <w:tc>
+          <w:tcPr>
+            <w:tcW w:type="dxa" w:w="2200"/>
+            <w:shd w:fill="1F3864" w:val="clear"/>
+            <w:tcMar>
+              <w:top w:type="dxa" w:w="80"/>
+              <w:left w:type="dxa" w:w="100"/>
+              <w:bottom w:type="dxa" w:w="80"/>
+              <w:right w:type="dxa" w:w="100"/>
+            </w:tcMar>
+            <w:vAlign w:val="center"/>
+          </w:tcPr>
+          <w:p>
+            <w:r>
+              <w:rPr>
+                <w:b/>
+                <w:bCs/>
+                <w:color w:val="FFFFFF"/>
+                <w:sz w:val="19"/>
+                <w:szCs w:val="19"/>
+              </w:rPr>
+              <w:t xml:space="preserve">Owner</w:t>
+            </w:r>
+          </w:p>
+        </w:tc>
+      </w:tr>
+      <w:tr>
+        <w:tc>
+          <w:tcPr>
+            <w:tcW w:type="dxa" w:w="3200"/>
+            <w:tcMar>
+              <w:top w:type="dxa" w:w="80"/>
+              <w:left w:type="dxa" w:w="100"/>
+              <w:bottom w:type="dxa" w:w="80"/>
+              <w:right w:type="dxa" w:w="100"/>
+            </w:tcMar>
+            <w:vAlign w:val="center"/>
+          </w:tcPr>
+          <w:p>
+            <w:r>
+              <w:rPr>
+                <w:sz w:val="19"/>
+                <w:szCs w:val="19"/>
+              </w:rPr>
+              <w:t xml:space="preserve">[QA activity 1 — e.g., design review]</w:t>
+            </w:r>
+          </w:p>
+        </w:tc>
+        <w:tc>
+          <w:tcPr>
+            <w:tcW w:type="dxa" w:w="3400"/>
+            <w:tcMar>
+              <w:top w:type="dxa" w:w="80"/>
+              <w:left w:type="dxa" w:w="100"/>
+              <w:bottom w:type="dxa" w:w="80"/>
+              <w:right w:type="dxa" w:w="100"/>
+            </w:tcMar>
+            <w:vAlign w:val="center"/>
+          </w:tcPr>
+          <w:p>
+            <w:r>
+              <w:rPr>
+                <w:sz w:val="19"/>
+                <w:szCs w:val="19"/>
+              </w:rPr>
+              <w:t xml:space="preserve">[Method]</w:t>
+            </w:r>
+          </w:p>
+        </w:tc>
+        <w:tc>
+          <w:tcPr>
+            <w:tcW w:type="dxa" w:w="2000"/>
+            <w:tcMar>
+              <w:top w:type="dxa" w:w="80"/>
+              <w:left w:type="dxa" w:w="100"/>
+              <w:bottom w:type="dxa" w:w="80"/>
+              <w:right w:type="dxa" w:w="100"/>
+            </w:tcMar>
+            <w:vAlign w:val="center"/>
+          </w:tcPr>
+          <w:p>
+            <w:r>
+              <w:rPr>
+                <w:sz w:val="19"/>
+                <w:szCs w:val="19"/>
+              </w:rPr>
+              <w:t xml:space="preserve">[Frequency]</w:t>
+            </w:r>
+          </w:p>
+        </w:tc>
+        <w:tc>
+          <w:tcPr>
+            <w:tcW w:type="dxa" w:w="2200"/>
+            <w:tcMar>
+              <w:top w:type="dxa" w:w="80"/>
+              <w:left w:type="dxa" w:w="100"/>
+              <w:bottom w:type="dxa" w:w="80"/>
+              <w:right w:type="dxa" w:w="100"/>
+            </w:tcMar>
+            <w:vAlign w:val="center"/>
+          </w:tcPr>
+          <w:p>
+            <w:r>
+              <w:rPr>
+                <w:sz w:val="19"/>
+                <w:szCs w:val="19"/>
+              </w:rPr>
+              <w:t xml:space="preserve">[Owner]</w:t>
+            </w:r>
+          </w:p>
+        </w:tc>
+      </w:tr>
+      <w:tr>
+        <w:tc>
+          <w:tcPr>
+            <w:tcW w:type="dxa" w:w="3200"/>
+            <w:shd w:fill="D9E2F3" w:val="clear"/>
+            <w:tcMar>
+              <w:top w:type="dxa" w:w="80"/>
+              <w:left w:type="dxa" w:w="100"/>
+              <w:bottom w:type="dxa" w:w="80"/>
+              <w:right w:type="dxa" w:w="100"/>
+            </w:tcMar>
+            <w:vAlign w:val="center"/>
+          </w:tcPr>
+          <w:p>
+            <w:r>
+              <w:rPr>
+                <w:sz w:val="19"/>
+                <w:szCs w:val="19"/>
+              </w:rPr>
+              <w:t xml:space="preserve">[QA activity 2 — e.g., standards/code compliance walkthrough]</w:t>
+            </w:r>
+          </w:p>
+        </w:tc>
+        <w:tc>
+          <w:tcPr>
+            <w:tcW w:type="dxa" w:w="3400"/>
+            <w:shd w:fill="D9E2F3" w:val="clear"/>
+            <w:tcMar>
+              <w:top w:type="dxa" w:w="80"/>
+              <w:left w:type="dxa" w:w="100"/>
+              <w:bottom w:type="dxa" w:w="80"/>
+              <w:right w:type="dxa" w:w="100"/>
+            </w:tcMar>
+            <w:vAlign w:val="center"/>
+          </w:tcPr>
+          <w:p>
+            <w:r>
+              <w:rPr>
+                <w:sz w:val="19"/>
+                <w:szCs w:val="19"/>
+              </w:rPr>
+              <w:t xml:space="preserve">[Method]</w:t>
+            </w:r>
+          </w:p>
+        </w:tc>
+        <w:tc>
+          <w:tcPr>
+            <w:tcW w:type="dxa" w:w="2000"/>
+            <w:shd w:fill="D9E2F3" w:val="clear"/>
+            <w:tcMar>
+              <w:top w:type="dxa" w:w="80"/>
+              <w:left w:type="dxa" w:w="100"/>
+              <w:bottom w:type="dxa" w:w="80"/>
+              <w:right w:type="dxa" w:w="100"/>
+            </w:tcMar>
+            <w:vAlign w:val="center"/>
+          </w:tcPr>
+          <w:p>
+            <w:r>
+              <w:rPr>
+                <w:sz w:val="19"/>
+                <w:szCs w:val="19"/>
+              </w:rPr>
+              <w:t xml:space="preserve">[Frequency]</w:t>
+            </w:r>
+          </w:p>
+        </w:tc>
+        <w:tc>
+          <w:tcPr>
+            <w:tcW w:type="dxa" w:w="2200"/>
+            <w:shd w:fill="D9E2F3" w:val="clear"/>
+            <w:tcMar>
+              <w:top w:type="dxa" w:w="80"/>
+              <w:left w:type="dxa" w:w="100"/>
+              <w:bottom w:type="dxa" w:w="80"/>
+              <w:right w:type="dxa" w:w="100"/>
+            </w:tcMar>
+            <w:vAlign w:val="center"/>
+          </w:tcPr>
+          <w:p>
+            <w:r>
+              <w:rPr>
+                <w:sz w:val="19"/>
+                <w:szCs w:val="19"/>
+              </w:rPr>
+              <w:t xml:space="preserve">[Owner]</w:t>
+            </w:r>
+          </w:p>
+        </w:tc>
+      </w:tr>
+      <w:tr>
+        <w:tc>
+          <w:tcPr>
+            <w:tcW w:type="dxa" w:w="3200"/>
+            <w:tcMar>
+              <w:top w:type="dxa" w:w="80"/>
+              <w:left w:type="dxa" w:w="100"/>
+              <w:bottom w:type="dxa" w:w="80"/>
+              <w:right w:type="dxa" w:w="100"/>
+            </w:tcMar>
+            <w:vAlign w:val="center"/>
+          </w:tcPr>
+          <w:p>
+            <w:r>
+              <w:rPr>
+                <w:sz w:val="19"/>
+                <w:szCs w:val="19"/>
+              </w:rPr>
+              <w:t xml:space="preserve">[QA activity 3 — e.g., vendor/subcontractor performance audit]</w:t>
+            </w:r>
+          </w:p>
+        </w:tc>
+        <w:tc>
+          <w:tcPr>
+            <w:tcW w:type="dxa" w:w="3400"/>
+            <w:tcMar>
+              <w:top w:type="dxa" w:w="80"/>
+              <w:left w:type="dxa" w:w="100"/>
+              <w:bottom w:type="dxa" w:w="80"/>
+              <w:right w:type="dxa" w:w="100"/>
+            </w:tcMar>
+            <w:vAlign w:val="center"/>
+          </w:tcPr>
+          <w:p>
+            <w:r>
+              <w:rPr>
+                <w:sz w:val="19"/>
+                <w:szCs w:val="19"/>
+              </w:rPr>
+              <w:t xml:space="preserve">[Method]</w:t>
+            </w:r>
+          </w:p>
+        </w:tc>
+        <w:tc>
+          <w:tcPr>
+            <w:tcW w:type="dxa" w:w="2000"/>
+            <w:tcMar>
+              <w:top w:type="dxa" w:w="80"/>
+              <w:left w:type="dxa" w:w="100"/>
+              <w:bottom w:type="dxa" w:w="80"/>
+              <w:right w:type="dxa" w:w="100"/>
+            </w:tcMar>
+            <w:vAlign w:val="center"/>
+          </w:tcPr>
+          <w:p>
+            <w:r>
+              <w:rPr>
+                <w:sz w:val="19"/>
+                <w:szCs w:val="19"/>
+              </w:rPr>
+              <w:t xml:space="preserve">[Frequency]</w:t>
+            </w:r>
+          </w:p>
+        </w:tc>
+        <w:tc>
+          <w:tcPr>
+            <w:tcW w:type="dxa" w:w="2200"/>
+            <w:tcMar>
+              <w:top w:type="dxa" w:w="80"/>
+              <w:left w:type="dxa" w:w="100"/>
+              <w:bottom w:type="dxa" w:w="80"/>
+              <w:right w:type="dxa" w:w="100"/>
+            </w:tcMar>
+            <w:vAlign w:val="center"/>
+          </w:tcPr>
+          <w:p>
+            <w:r>
+              <w:rPr>
+                <w:sz w:val="19"/>
+                <w:szCs w:val="19"/>
+              </w:rPr>
+              <w:t xml:space="preserve">[Owner]</w:t>
+            </w:r>
+          </w:p>
+        </w:tc>
+      </w:tr>
+    </w:tbl>
+    <w:p>
+      <w:pPr>
+        <w:spacing w:after="120"/>
+      </w:pPr>
+    </w:p>
+    <w:p>
+      <w:pPr>
+        <w:pStyle w:val="Heading2"/>
+        <w:spacing w:after="100" w:before="220"/>
+      </w:pPr>
+      <w:r>
+        <w:rPr>
+          <w:b/>
+          <w:bCs/>
+          <w:color w:val="44546A"/>
+          <w:sz w:val="23"/>
+          <w:szCs w:val="23"/>
+        </w:rPr>
+        <w:t xml:space="preserve">3.3  Quality Control / Inspection &amp; Test Plan</w:t>
+      </w:r>
+    </w:p>
+    <w:p>
+      <w:pPr>
+        <w:spacing w:after="160"/>
+      </w:pPr>
+      <w:r>
+        <w:rPr>
+          <w:sz w:val="21"/>
+          <w:szCs w:val="21"/>
+        </w:rPr>
+        <w:t xml:space="preserve">[Describe the inspection/test checkpoints used to verify each deliverable meets acceptance criteria before it is accepted or the project moves to the next phase.]</w:t>
+      </w:r>
+    </w:p>
+    <w:tbl>
+      <w:tblPr>
+        <w:tblW w:type="dxa" w:w="10800"/>
+        <w:tblBorders>
+          <w:top w:val="single" w:color="auto" w:sz="4"/>
+          <w:left w:val="single" w:color="auto" w:sz="4"/>
+          <w:bottom w:val="single" w:color="auto" w:sz="4"/>
+          <w:right w:val="single" w:color="auto" w:sz="4"/>
+          <w:insideH w:val="single" w:color="auto" w:sz="4"/>
+          <w:insideV w:val="single" w:color="auto" w:sz="4"/>
+        </w:tblBorders>
+      </w:tblPr>
+      <w:tblGrid>
+        <w:gridCol w:w="2800"/>
+        <w:gridCol w:w="3400"/>
+        <w:gridCol w:w="2600"/>
+        <w:gridCol w:w="2000"/>
+      </w:tblGrid>
+      <w:tr>
+        <w:trPr>
+          <w:tblHeader/>
+        </w:trPr>
+        <w:tc>
+          <w:tcPr>
+            <w:tcW w:type="dxa" w:w="2800"/>
+            <w:shd w:fill="1F3864" w:val="clear"/>
+            <w:tcMar>
+              <w:top w:type="dxa" w:w="80"/>
+              <w:left w:type="dxa" w:w="100"/>
+              <w:bottom w:type="dxa" w:w="80"/>
+              <w:right w:type="dxa" w:w="100"/>
+            </w:tcMar>
+            <w:vAlign w:val="center"/>
+          </w:tcPr>
+          <w:p>
+            <w:r>
+              <w:rPr>
+                <w:b/>
+                <w:bCs/>
+                <w:color w:val="FFFFFF"/>
+                <w:sz w:val="19"/>
+                <w:szCs w:val="19"/>
+              </w:rPr>
+              <w:t xml:space="preserve">Deliverable / Checkpoint</w:t>
+            </w:r>
+          </w:p>
+        </w:tc>
+        <w:tc>
+          <w:tcPr>
+            <w:tcW w:type="dxa" w:w="3400"/>
+            <w:shd w:fill="1F3864" w:val="clear"/>
+            <w:tcMar>
+              <w:top w:type="dxa" w:w="80"/>
+              <w:left w:type="dxa" w:w="100"/>
+              <w:bottom w:type="dxa" w:w="80"/>
+              <w:right w:type="dxa" w:w="100"/>
+            </w:tcMar>
+            <w:vAlign w:val="center"/>
+          </w:tcPr>
+          <w:p>
+            <w:r>
+              <w:rPr>
+                <w:b/>
+                <w:bCs/>
+                <w:color w:val="FFFFFF"/>
+                <w:sz w:val="19"/>
+                <w:szCs w:val="19"/>
+              </w:rPr>
+              <w:t xml:space="preserve">Acceptance Criteria</w:t>
+            </w:r>
+          </w:p>
+        </w:tc>
+        <w:tc>
+          <w:tcPr>
+            <w:tcW w:type="dxa" w:w="2600"/>
+            <w:shd w:fill="1F3864" w:val="clear"/>
+            <w:tcMar>
+              <w:top w:type="dxa" w:w="80"/>
+              <w:left w:type="dxa" w:w="100"/>
+              <w:bottom w:type="dxa" w:w="80"/>
+              <w:right w:type="dxa" w:w="100"/>
+            </w:tcMar>
+            <w:vAlign w:val="center"/>
+          </w:tcPr>
+          <w:p>
+            <w:r>
+              <w:rPr>
+                <w:b/>
+                <w:bCs/>
+                <w:color w:val="FFFFFF"/>
+                <w:sz w:val="19"/>
+                <w:szCs w:val="19"/>
+              </w:rPr>
+              <w:t xml:space="preserve">Inspection Method</w:t>
+            </w:r>
+          </w:p>
+        </w:tc>
+        <w:tc>
+          <w:tcPr>
+            <w:tcW w:type="dxa" w:w="2000"/>
+            <w:shd w:fill="1F3864" w:val="clear"/>
+            <w:tcMar>
+              <w:top w:type="dxa" w:w="80"/>
+              <w:left w:type="dxa" w:w="100"/>
+              <w:bottom w:type="dxa" w:w="80"/>
+              <w:right w:type="dxa" w:w="100"/>
+            </w:tcMar>
+            <w:vAlign w:val="center"/>
+          </w:tcPr>
+          <w:p>
+            <w:r>
+              <w:rPr>
+                <w:b/>
+                <w:bCs/>
+                <w:color w:val="FFFFFF"/>
+                <w:sz w:val="19"/>
+                <w:szCs w:val="19"/>
+              </w:rPr>
+              <w:t xml:space="preserve">Owner</w:t>
+            </w:r>
+          </w:p>
+        </w:tc>
+      </w:tr>
+      <w:tr>
+        <w:tc>
+          <w:tcPr>
+            <w:tcW w:type="dxa" w:w="2800"/>
+            <w:tcMar>
+              <w:top w:type="dxa" w:w="80"/>
+              <w:left w:type="dxa" w:w="100"/>
+              <w:bottom w:type="dxa" w:w="80"/>
+              <w:right w:type="dxa" w:w="100"/>
+            </w:tcMar>
+            <w:vAlign w:val="center"/>
+          </w:tcPr>
+          <w:p>
+            <w:r>
+              <w:rPr>
+                <w:sz w:val="19"/>
+                <w:szCs w:val="19"/>
+              </w:rPr>
+              <w:t xml:space="preserve">[Checkpoint 1 — e.g., a specific inspection or test]</w:t>
+            </w:r>
+          </w:p>
+        </w:tc>
+        <w:tc>
+          <w:tcPr>
+            <w:tcW w:type="dxa" w:w="3400"/>
+            <w:tcMar>
+              <w:top w:type="dxa" w:w="80"/>
+              <w:left w:type="dxa" w:w="100"/>
+              <w:bottom w:type="dxa" w:w="80"/>
+              <w:right w:type="dxa" w:w="100"/>
+            </w:tcMar>
+            <w:vAlign w:val="center"/>
+          </w:tcPr>
+          <w:p>
+            <w:r>
+              <w:rPr>
+                <w:sz w:val="19"/>
+                <w:szCs w:val="19"/>
+              </w:rPr>
+              <w:t xml:space="preserve">[Acceptance criteria]</w:t>
+            </w:r>
+          </w:p>
+        </w:tc>
+        <w:tc>
+          <w:tcPr>
+            <w:tcW w:type="dxa" w:w="2600"/>
+            <w:tcMar>
+              <w:top w:type="dxa" w:w="80"/>
+              <w:left w:type="dxa" w:w="100"/>
+              <w:bottom w:type="dxa" w:w="80"/>
+              <w:right w:type="dxa" w:w="100"/>
+            </w:tcMar>
+            <w:vAlign w:val="center"/>
+          </w:tcPr>
+          <w:p>
+            <w:r>
+              <w:rPr>
+                <w:sz w:val="19"/>
+                <w:szCs w:val="19"/>
+              </w:rPr>
+              <w:t xml:space="preserve">[Inspection/test method]</w:t>
+            </w:r>
+          </w:p>
+        </w:tc>
+        <w:tc>
+          <w:tcPr>
+            <w:tcW w:type="dxa" w:w="2000"/>
+            <w:tcMar>
+              <w:top w:type="dxa" w:w="80"/>
+              <w:left w:type="dxa" w:w="100"/>
+              <w:bottom w:type="dxa" w:w="80"/>
+              <w:right w:type="dxa" w:w="100"/>
+            </w:tcMar>
+            <w:vAlign w:val="center"/>
+          </w:tcPr>
+          <w:p>
+            <w:r>
+              <w:rPr>
+                <w:sz w:val="19"/>
+                <w:szCs w:val="19"/>
+              </w:rPr>
+              <w:t xml:space="preserve">[Owner]</w:t>
+            </w:r>
+          </w:p>
+        </w:tc>
+      </w:tr>
+      <w:tr>
+        <w:tc>
+          <w:tcPr>
+            <w:tcW w:type="dxa" w:w="2800"/>
+            <w:shd w:fill="D9E2F3" w:val="clear"/>
+            <w:tcMar>
+              <w:top w:type="dxa" w:w="80"/>
+              <w:left w:type="dxa" w:w="100"/>
+              <w:bottom w:type="dxa" w:w="80"/>
+              <w:right w:type="dxa" w:w="100"/>
+            </w:tcMar>
+            <w:vAlign w:val="center"/>
+          </w:tcPr>
+          <w:p>
+            <w:r>
+              <w:rPr>
+                <w:sz w:val="19"/>
+                <w:szCs w:val="19"/>
+              </w:rPr>
+              <w:t xml:space="preserve">[Checkpoint 2]</w:t>
+            </w:r>
+          </w:p>
+        </w:tc>
+        <w:tc>
+          <w:tcPr>
+            <w:tcW w:type="dxa" w:w="3400"/>
+            <w:shd w:fill="D9E2F3" w:val="clear"/>
+            <w:tcMar>
+              <w:top w:type="dxa" w:w="80"/>
+              <w:left w:type="dxa" w:w="100"/>
+              <w:bottom w:type="dxa" w:w="80"/>
+              <w:right w:type="dxa" w:w="100"/>
+            </w:tcMar>
+            <w:vAlign w:val="center"/>
+          </w:tcPr>
+          <w:p>
+            <w:r>
+              <w:rPr>
+                <w:sz w:val="19"/>
+                <w:szCs w:val="19"/>
+              </w:rPr>
+              <w:t xml:space="preserve">[Acceptance criteria]</w:t>
+            </w:r>
+          </w:p>
+        </w:tc>
+        <w:tc>
+          <w:tcPr>
+            <w:tcW w:type="dxa" w:w="2600"/>
+            <w:shd w:fill="D9E2F3" w:val="clear"/>
+            <w:tcMar>
+              <w:top w:type="dxa" w:w="80"/>
+              <w:left w:type="dxa" w:w="100"/>
+              <w:bottom w:type="dxa" w:w="80"/>
+              <w:right w:type="dxa" w:w="100"/>
+            </w:tcMar>
+            <w:vAlign w:val="center"/>
+          </w:tcPr>
+          <w:p>
+            <w:r>
+              <w:rPr>
+                <w:sz w:val="19"/>
+                <w:szCs w:val="19"/>
+              </w:rPr>
+              <w:t xml:space="preserve">[Inspection/test method]</w:t>
+            </w:r>
+          </w:p>
+        </w:tc>
+        <w:tc>
+          <w:tcPr>
+            <w:tcW w:type="dxa" w:w="2000"/>
+            <w:shd w:fill="D9E2F3" w:val="clear"/>
+            <w:tcMar>
+              <w:top w:type="dxa" w:w="80"/>
+              <w:left w:type="dxa" w:w="100"/>
+              <w:bottom w:type="dxa" w:w="80"/>
+              <w:right w:type="dxa" w:w="100"/>
+            </w:tcMar>
+            <w:vAlign w:val="center"/>
+          </w:tcPr>
+          <w:p>
+            <w:r>
+              <w:rPr>
+                <w:sz w:val="19"/>
+                <w:szCs w:val="19"/>
+              </w:rPr>
+              <w:t xml:space="preserve">[Owner]</w:t>
+            </w:r>
+          </w:p>
+        </w:tc>
+      </w:tr>
+      <w:tr>
+        <w:tc>
+          <w:tcPr>
+            <w:tcW w:type="dxa" w:w="2800"/>
+            <w:tcMar>
+              <w:top w:type="dxa" w:w="80"/>
+              <w:left w:type="dxa" w:w="100"/>
+              <w:bottom w:type="dxa" w:w="80"/>
+              <w:right w:type="dxa" w:w="100"/>
+            </w:tcMar>
+            <w:vAlign w:val="center"/>
+          </w:tcPr>
+          <w:p>
+            <w:r>
+              <w:rPr>
+                <w:sz w:val="19"/>
+                <w:szCs w:val="19"/>
+              </w:rPr>
+              <w:t xml:space="preserve">[Checkpoint 3]</w:t>
+            </w:r>
+          </w:p>
+        </w:tc>
+        <w:tc>
+          <w:tcPr>
+            <w:tcW w:type="dxa" w:w="3400"/>
+            <w:tcMar>
+              <w:top w:type="dxa" w:w="80"/>
+              <w:left w:type="dxa" w:w="100"/>
+              <w:bottom w:type="dxa" w:w="80"/>
+              <w:right w:type="dxa" w:w="100"/>
+            </w:tcMar>
+            <w:vAlign w:val="center"/>
+          </w:tcPr>
+          <w:p>
+            <w:r>
+              <w:rPr>
+                <w:sz w:val="19"/>
+                <w:szCs w:val="19"/>
+              </w:rPr>
+              <w:t xml:space="preserve">[Acceptance criteria]</w:t>
+            </w:r>
+          </w:p>
+        </w:tc>
+        <w:tc>
+          <w:tcPr>
+            <w:tcW w:type="dxa" w:w="2600"/>
+            <w:tcMar>
+              <w:top w:type="dxa" w:w="80"/>
+              <w:left w:type="dxa" w:w="100"/>
+              <w:bottom w:type="dxa" w:w="80"/>
+              <w:right w:type="dxa" w:w="100"/>
+            </w:tcMar>
+            <w:vAlign w:val="center"/>
+          </w:tcPr>
+          <w:p>
+            <w:r>
+              <w:rPr>
+                <w:sz w:val="19"/>
+                <w:szCs w:val="19"/>
+              </w:rPr>
+              <w:t xml:space="preserve">[Inspection/test method]</w:t>
+            </w:r>
+          </w:p>
+        </w:tc>
+        <w:tc>
+          <w:tcPr>
+            <w:tcW w:type="dxa" w:w="2000"/>
+            <w:tcMar>
+              <w:top w:type="dxa" w:w="80"/>
+              <w:left w:type="dxa" w:w="100"/>
+              <w:bottom w:type="dxa" w:w="80"/>
+              <w:right w:type="dxa" w:w="100"/>
+            </w:tcMar>
+            <w:vAlign w:val="center"/>
+          </w:tcPr>
+          <w:p>
+            <w:r>
+              <w:rPr>
+                <w:sz w:val="19"/>
+                <w:szCs w:val="19"/>
+              </w:rPr>
+              <w:t xml:space="preserve">[Owner]</w:t>
+            </w:r>
+          </w:p>
+        </w:tc>
+      </w:tr>
+    </w:tbl>
+    <w:p>
+      <w:pPr>
+        <w:pStyle w:val="Heading1"/>
+        <w:pBdr>
+          <w:bottom w:val="single" w:color="1F3864" w:sz="6" w:space="4"/>
+        </w:pBdr>
+        <w:spacing w:after="160" w:before="320"/>
+      </w:pPr>
+      <w:r>
+        <w:rPr>
+          <w:b/>
+          <w:bCs/>
+          <w:color w:val="1F3864"/>
+          <w:sz w:val="27"/>
+          <w:szCs w:val="27"/>
+        </w:rPr>
+        <w:t xml:space="preserve">4. Training / Transition / Commissioning Plan</w:t>
       </w:r>
     </w:p>
     <w:p>
